--- a/templates/elektrik/FR7.2.37 Yıldırımdan Korunma Tesisatı Muayene Raporu.docx
+++ b/templates/elektrik/FR7.2.37 Yıldırımdan Korunma Tesisatı Muayene Raporu.docx
@@ -10488,7 +10488,7 @@
               <w:sz w:val="16"/>
               <w:szCs w:val="18"/>
             </w:rPr>
-            <w:t>Fetih Mahallesi Aslanlı Kışla Cadddesi No:144S/1</w:t>
+            <w:t>Akabe Mahallesi Aslanlı Kışla Cadddesi No:144S/1</w:t>
           </w:r>
           <w:r>
             <w:rPr>
@@ -10893,7 +10893,7 @@
               <w:sz w:val="16"/>
               <w:szCs w:val="18"/>
             </w:rPr>
-            <w:t>Fetih Mahallesi Aslanlı Kışla Cadddesi No:144S/1</w:t>
+            <w:t>Akabe Mahallesi Aslanlı Kışla Cadddesi No:144S/1</w:t>
           </w:r>
           <w:r>
             <w:rPr>
